--- a/WordPress.docx
+++ b/WordPress.docx
@@ -1,6 +1,6 @@
 
 <file path=word/document.xml><?xml version="1.0" encoding="utf-8"?>
-<w:document xmlns:wpc="http://schemas.microsoft.com/office/word/2010/wordprocessingCanvas" xmlns:cx="http://schemas.microsoft.com/office/drawing/2014/chartex" xmlns:cx1="http://schemas.microsoft.com/office/drawing/2015/9/8/chartex" xmlns:cx2="http://schemas.microsoft.com/office/drawing/2015/10/21/chartex" xmlns:cx3="http://schemas.microsoft.com/office/drawing/2016/5/9/chartex" xmlns:cx4="http://schemas.microsoft.com/office/drawing/2016/5/10/chartex" xmlns:cx5="http://schemas.microsoft.com/office/drawing/2016/5/11/chartex" xmlns:cx6="http://schemas.microsoft.com/office/drawing/2016/5/12/chartex" xmlns:cx7="http://schemas.microsoft.com/office/drawing/2016/5/13/chartex" xmlns:cx8="http://schemas.microsoft.com/office/drawing/2016/5/14/chartex" xmlns:mc="http://schemas.openxmlformats.org/markup-compatibility/2006" xmlns:aink="http://schemas.microsoft.com/office/drawing/2016/ink" xmlns:am3d="http://schemas.microsoft.com/office/drawing/2017/model3d" xmlns:o="urn:schemas-microsoft-com:office:office" xmlns:oel="http://schemas.microsoft.com/office/2019/extlst" xmlns:r="http://schemas.openxmlformats.org/officeDocument/2006/relationships" xmlns:m="http://schemas.openxmlformats.org/officeDocument/2006/math" xmlns:v="urn:schemas-microsoft-com:vml" xmlns:wp14="http://schemas.microsoft.com/office/word/2010/wordprocessingDrawing" xmlns:wp="http://schemas.openxmlformats.org/drawingml/2006/wordprocessingDrawing" xmlns:w10="urn:schemas-microsoft-com:office:word" xmlns:w="http://schemas.openxmlformats.org/wordprocessingml/2006/main" xmlns:w14="http://schemas.microsoft.com/office/word/2010/wordml" xmlns:w15="http://schemas.microsoft.com/office/word/2012/wordml" xmlns:w16cex="http://schemas.microsoft.com/office/word/2018/wordml/cex" xmlns:w16cid="http://schemas.microsoft.com/office/word/2016/wordml/cid" xmlns:w16="http://schemas.microsoft.com/office/word/2018/wordml" xmlns:w16du="http://schemas.microsoft.com/office/word/2023/wordml/word16du" xmlns:w16sdtdh="http://schemas.microsoft.com/office/word/2020/wordml/sdtdatahash" xmlns:w16se="http://schemas.microsoft.com/office/word/2015/wordml/symex" xmlns:wpg="http://schemas.microsoft.com/office/word/2010/wordprocessingGroup" xmlns:wpi="http://schemas.microsoft.com/office/word/2010/wordprocessingInk" xmlns:wne="http://schemas.microsoft.com/office/word/2006/wordml" xmlns:wps="http://schemas.microsoft.com/office/word/2010/wordprocessingShape" mc:Ignorable="w14 w15 w16se w16cid w16 w16cex w16sdtdh w16du wp14">
+<w:document xmlns:wpc="http://schemas.microsoft.com/office/word/2010/wordprocessingCanvas" xmlns:cx="http://schemas.microsoft.com/office/drawing/2014/chartex" xmlns:cx1="http://schemas.microsoft.com/office/drawing/2015/9/8/chartex" xmlns:cx2="http://schemas.microsoft.com/office/drawing/2015/10/21/chartex" xmlns:cx3="http://schemas.microsoft.com/office/drawing/2016/5/9/chartex" xmlns:cx4="http://schemas.microsoft.com/office/drawing/2016/5/10/chartex" xmlns:cx5="http://schemas.microsoft.com/office/drawing/2016/5/11/chartex" xmlns:cx6="http://schemas.microsoft.com/office/drawing/2016/5/12/chartex" xmlns:cx7="http://schemas.microsoft.com/office/drawing/2016/5/13/chartex" xmlns:cx8="http://schemas.microsoft.com/office/drawing/2016/5/14/chartex" xmlns:mc="http://schemas.openxmlformats.org/markup-compatibility/2006" xmlns:aink="http://schemas.microsoft.com/office/drawing/2016/ink" xmlns:am3d="http://schemas.microsoft.com/office/drawing/2017/model3d" xmlns:o="urn:schemas-microsoft-com:office:office" xmlns:oel="http://schemas.microsoft.com/office/2019/extlst" xmlns:r="http://schemas.openxmlformats.org/officeDocument/2006/relationships" xmlns:m="http://schemas.openxmlformats.org/officeDocument/2006/math" xmlns:v="urn:schemas-microsoft-com:vml" xmlns:wp14="http://schemas.microsoft.com/office/word/2010/wordprocessingDrawing" xmlns:wp="http://schemas.openxmlformats.org/drawingml/2006/wordprocessingDrawing" xmlns:w10="urn:schemas-microsoft-com:office:word" xmlns:w="http://schemas.openxmlformats.org/wordprocessingml/2006/main" xmlns:w14="http://schemas.microsoft.com/office/word/2010/wordml" xmlns:w15="http://schemas.microsoft.com/office/word/2012/wordml" xmlns:w16cex="http://schemas.microsoft.com/office/word/2018/wordml/cex" xmlns:w16cid="http://schemas.microsoft.com/office/word/2016/wordml/cid" xmlns:w16="http://schemas.microsoft.com/office/word/2018/wordml" xmlns:w16du="http://schemas.microsoft.com/office/word/2023/wordml/word16du" xmlns:w16sdtdh="http://schemas.microsoft.com/office/word/2020/wordml/sdtdatahash" xmlns:w16sdtfl="http://schemas.microsoft.com/office/word/2024/wordml/sdtformatlock" xmlns:w16se="http://schemas.microsoft.com/office/word/2015/wordml/symex" xmlns:wpg="http://schemas.microsoft.com/office/word/2010/wordprocessingGroup" xmlns:wpi="http://schemas.microsoft.com/office/word/2010/wordprocessingInk" xmlns:wne="http://schemas.microsoft.com/office/word/2006/wordml" xmlns:wps="http://schemas.microsoft.com/office/word/2010/wordprocessingShape" mc:Ignorable="w14 w15 w16se w16cid w16 w16cex w16sdtdh w16sdtfl w16du wp14">
   <w:body>
     <w:p>
       <w:pPr>
@@ -15,7 +15,7 @@
       <w:r>
         <w:t xml:space="preserve">Download WordPress from </w:t>
       </w:r>
-      <w:hyperlink r:id="rId5" w:history="1">
+      <w:hyperlink r:id="rId6" w:history="1">
         <w:r>
           <w:rPr>
             <w:rStyle w:val="Hyperlink"/>
@@ -89,7 +89,7 @@
                     </pic:cNvPicPr>
                   </pic:nvPicPr>
                   <pic:blipFill>
-                    <a:blip r:embed="rId6">
+                    <a:blip r:embed="rId7">
                       <a:extLst>
                         <a:ext uri="{28A0092B-C50C-407E-A947-70E740481C1C}">
                           <a14:useLocalDpi xmlns:a14="http://schemas.microsoft.com/office/drawing/2010/main" val="0"/>
@@ -142,15 +142,7 @@
         </w:numPr>
       </w:pPr>
       <w:r>
-        <w:t xml:space="preserve">Enable the Apache Webserver on port </w:t>
-      </w:r>
-      <w:proofErr w:type="gramStart"/>
-      <w:r>
-        <w:t>80</w:t>
-      </w:r>
-      <w:proofErr w:type="gramEnd"/>
-      <w:r>
-        <w:t xml:space="preserve"> to run as a service. </w:t>
+        <w:t xml:space="preserve">Enable the Apache Webserver on port 80 to run as a service. </w:t>
       </w:r>
     </w:p>
     <w:p>
@@ -174,23 +166,7 @@
         </w:numPr>
       </w:pPr>
       <w:r>
-        <w:t xml:space="preserve">If it does reboot, make your way </w:t>
-      </w:r>
-      <w:proofErr w:type="gramStart"/>
-      <w:r>
-        <w:t>back</w:t>
-      </w:r>
-      <w:proofErr w:type="gramEnd"/>
-      <w:r>
-        <w:t xml:space="preserve"> the Settings Apache page </w:t>
-      </w:r>
-      <w:proofErr w:type="gramStart"/>
-      <w:r>
-        <w:t>and ,</w:t>
-      </w:r>
-      <w:proofErr w:type="gramEnd"/>
-      <w:r>
-        <w:t xml:space="preserve"> install the necessary Visual C++ runtimes by clicking the button.</w:t>
+        <w:t>If it does reboot, make your way back the Settings Apache page and , install the necessary Visual C++ runtimes by clicking the button.</w:t>
       </w:r>
     </w:p>
     <w:p>
@@ -216,7 +192,7 @@
       <w:r>
         <w:t xml:space="preserve">Using a web browser, navigate to </w:t>
       </w:r>
-      <w:hyperlink r:id="rId7" w:history="1">
+      <w:hyperlink r:id="rId8" w:history="1">
         <w:r>
           <w:rPr>
             <w:rStyle w:val="Hyperlink"/>
@@ -251,7 +227,7 @@
                     </pic:cNvPicPr>
                   </pic:nvPicPr>
                   <pic:blipFill>
-                    <a:blip r:embed="rId8">
+                    <a:blip r:embed="rId9">
                       <a:extLst>
                         <a:ext uri="{28A0092B-C50C-407E-A947-70E740481C1C}">
                           <a14:useLocalDpi xmlns:a14="http://schemas.microsoft.com/office/drawing/2010/main" val="0"/>
@@ -331,7 +307,7 @@
                     </pic:cNvPicPr>
                   </pic:nvPicPr>
                   <pic:blipFill>
-                    <a:blip r:embed="rId9">
+                    <a:blip r:embed="rId10">
                       <a:extLst>
                         <a:ext uri="{28A0092B-C50C-407E-A947-70E740481C1C}">
                           <a14:useLocalDpi xmlns:a14="http://schemas.microsoft.com/office/drawing/2010/main" val="0"/>
@@ -418,7 +394,7 @@
                     </pic:cNvPicPr>
                   </pic:nvPicPr>
                   <pic:blipFill>
-                    <a:blip r:embed="rId10">
+                    <a:blip r:embed="rId11">
                       <a:extLst>
                         <a:ext uri="{28A0092B-C50C-407E-A947-70E740481C1C}">
                           <a14:useLocalDpi xmlns:a14="http://schemas.microsoft.com/office/drawing/2010/main" val="0"/>
@@ -473,7 +449,7 @@
       <w:r>
         <w:t xml:space="preserve">You can now navigate to </w:t>
       </w:r>
-      <w:hyperlink r:id="rId11" w:history="1">
+      <w:hyperlink r:id="rId12" w:history="1">
         <w:r>
           <w:rPr>
             <w:rStyle w:val="Hyperlink"/>
@@ -502,7 +478,7 @@
 </file>
 
 <file path=word/numbering.xml><?xml version="1.0" encoding="utf-8"?>
-<w:numbering xmlns:wpc="http://schemas.microsoft.com/office/word/2010/wordprocessingCanvas" xmlns:cx="http://schemas.microsoft.com/office/drawing/2014/chartex" xmlns:cx1="http://schemas.microsoft.com/office/drawing/2015/9/8/chartex" xmlns:cx2="http://schemas.microsoft.com/office/drawing/2015/10/21/chartex" xmlns:cx3="http://schemas.microsoft.com/office/drawing/2016/5/9/chartex" xmlns:cx4="http://schemas.microsoft.com/office/drawing/2016/5/10/chartex" xmlns:cx5="http://schemas.microsoft.com/office/drawing/2016/5/11/chartex" xmlns:cx6="http://schemas.microsoft.com/office/drawing/2016/5/12/chartex" xmlns:cx7="http://schemas.microsoft.com/office/drawing/2016/5/13/chartex" xmlns:cx8="http://schemas.microsoft.com/office/drawing/2016/5/14/chartex" xmlns:mc="http://schemas.openxmlformats.org/markup-compatibility/2006" xmlns:aink="http://schemas.microsoft.com/office/drawing/2016/ink" xmlns:am3d="http://schemas.microsoft.com/office/drawing/2017/model3d" xmlns:o="urn:schemas-microsoft-com:office:office" xmlns:oel="http://schemas.microsoft.com/office/2019/extlst" xmlns:r="http://schemas.openxmlformats.org/officeDocument/2006/relationships" xmlns:m="http://schemas.openxmlformats.org/officeDocument/2006/math" xmlns:v="urn:schemas-microsoft-com:vml" xmlns:wp14="http://schemas.microsoft.com/office/word/2010/wordprocessingDrawing" xmlns:wp="http://schemas.openxmlformats.org/drawingml/2006/wordprocessingDrawing" xmlns:w10="urn:schemas-microsoft-com:office:word" xmlns:w="http://schemas.openxmlformats.org/wordprocessingml/2006/main" xmlns:w14="http://schemas.microsoft.com/office/word/2010/wordml" xmlns:w15="http://schemas.microsoft.com/office/word/2012/wordml" xmlns:w16cex="http://schemas.microsoft.com/office/word/2018/wordml/cex" xmlns:w16cid="http://schemas.microsoft.com/office/word/2016/wordml/cid" xmlns:w16="http://schemas.microsoft.com/office/word/2018/wordml" xmlns:w16du="http://schemas.microsoft.com/office/word/2023/wordml/word16du" xmlns:w16sdtdh="http://schemas.microsoft.com/office/word/2020/wordml/sdtdatahash" xmlns:w16se="http://schemas.microsoft.com/office/word/2015/wordml/symex" xmlns:wpg="http://schemas.microsoft.com/office/word/2010/wordprocessingGroup" xmlns:wpi="http://schemas.microsoft.com/office/word/2010/wordprocessingInk" xmlns:wne="http://schemas.microsoft.com/office/word/2006/wordml" xmlns:wps="http://schemas.microsoft.com/office/word/2010/wordprocessingShape" mc:Ignorable="w14 w15 w16se w16cid w16 w16cex w16sdtdh w16du wp14">
+<w:numbering xmlns:wpc="http://schemas.microsoft.com/office/word/2010/wordprocessingCanvas" xmlns:cx="http://schemas.microsoft.com/office/drawing/2014/chartex" xmlns:cx1="http://schemas.microsoft.com/office/drawing/2015/9/8/chartex" xmlns:cx2="http://schemas.microsoft.com/office/drawing/2015/10/21/chartex" xmlns:cx3="http://schemas.microsoft.com/office/drawing/2016/5/9/chartex" xmlns:cx4="http://schemas.microsoft.com/office/drawing/2016/5/10/chartex" xmlns:cx5="http://schemas.microsoft.com/office/drawing/2016/5/11/chartex" xmlns:cx6="http://schemas.microsoft.com/office/drawing/2016/5/12/chartex" xmlns:cx7="http://schemas.microsoft.com/office/drawing/2016/5/13/chartex" xmlns:cx8="http://schemas.microsoft.com/office/drawing/2016/5/14/chartex" xmlns:mc="http://schemas.openxmlformats.org/markup-compatibility/2006" xmlns:aink="http://schemas.microsoft.com/office/drawing/2016/ink" xmlns:am3d="http://schemas.microsoft.com/office/drawing/2017/model3d" xmlns:o="urn:schemas-microsoft-com:office:office" xmlns:oel="http://schemas.microsoft.com/office/2019/extlst" xmlns:r="http://schemas.openxmlformats.org/officeDocument/2006/relationships" xmlns:m="http://schemas.openxmlformats.org/officeDocument/2006/math" xmlns:v="urn:schemas-microsoft-com:vml" xmlns:wp14="http://schemas.microsoft.com/office/word/2010/wordprocessingDrawing" xmlns:wp="http://schemas.openxmlformats.org/drawingml/2006/wordprocessingDrawing" xmlns:w10="urn:schemas-microsoft-com:office:word" xmlns:w="http://schemas.openxmlformats.org/wordprocessingml/2006/main" xmlns:w14="http://schemas.microsoft.com/office/word/2010/wordml" xmlns:w15="http://schemas.microsoft.com/office/word/2012/wordml" xmlns:w16cex="http://schemas.microsoft.com/office/word/2018/wordml/cex" xmlns:w16cid="http://schemas.microsoft.com/office/word/2016/wordml/cid" xmlns:w16="http://schemas.microsoft.com/office/word/2018/wordml" xmlns:w16du="http://schemas.microsoft.com/office/word/2023/wordml/word16du" xmlns:w16sdtdh="http://schemas.microsoft.com/office/word/2020/wordml/sdtdatahash" xmlns:w16sdtfl="http://schemas.microsoft.com/office/word/2024/wordml/sdtformatlock" xmlns:w16se="http://schemas.microsoft.com/office/word/2015/wordml/symex" xmlns:wpg="http://schemas.microsoft.com/office/word/2010/wordprocessingGroup" xmlns:wpi="http://schemas.microsoft.com/office/word/2010/wordprocessingInk" xmlns:wne="http://schemas.microsoft.com/office/word/2006/wordml" xmlns:wps="http://schemas.microsoft.com/office/word/2010/wordprocessingShape" mc:Ignorable="w14 w15 w16se w16cid w16 w16cex w16sdtdh w16sdtfl w16du wp14">
   <w:abstractNum w:abstractNumId="0" w15:restartNumberingAfterBreak="0">
     <w:nsid w:val="262E6EBA"/>
     <w:multiLevelType w:val="hybridMultilevel"/>
@@ -712,11 +688,11 @@
 </file>
 
 <file path=word/styles.xml><?xml version="1.0" encoding="utf-8"?>
-<w:styles xmlns:mc="http://schemas.openxmlformats.org/markup-compatibility/2006" xmlns:r="http://schemas.openxmlformats.org/officeDocument/2006/relationships" xmlns:w="http://schemas.openxmlformats.org/wordprocessingml/2006/main" xmlns:w14="http://schemas.microsoft.com/office/word/2010/wordml" xmlns:w15="http://schemas.microsoft.com/office/word/2012/wordml" xmlns:w16cex="http://schemas.microsoft.com/office/word/2018/wordml/cex" xmlns:w16cid="http://schemas.microsoft.com/office/word/2016/wordml/cid" xmlns:w16="http://schemas.microsoft.com/office/word/2018/wordml" xmlns:w16du="http://schemas.microsoft.com/office/word/2023/wordml/word16du" xmlns:w16sdtdh="http://schemas.microsoft.com/office/word/2020/wordml/sdtdatahash" xmlns:w16se="http://schemas.microsoft.com/office/word/2015/wordml/symex" mc:Ignorable="w14 w15 w16se w16cid w16 w16cex w16sdtdh w16du">
+<w:styles xmlns:mc="http://schemas.openxmlformats.org/markup-compatibility/2006" xmlns:r="http://schemas.openxmlformats.org/officeDocument/2006/relationships" xmlns:w="http://schemas.openxmlformats.org/wordprocessingml/2006/main" xmlns:w14="http://schemas.microsoft.com/office/word/2010/wordml" xmlns:w15="http://schemas.microsoft.com/office/word/2012/wordml" xmlns:w16cex="http://schemas.microsoft.com/office/word/2018/wordml/cex" xmlns:w16cid="http://schemas.microsoft.com/office/word/2016/wordml/cid" xmlns:w16="http://schemas.microsoft.com/office/word/2018/wordml" xmlns:w16du="http://schemas.microsoft.com/office/word/2023/wordml/word16du" xmlns:w16sdtdh="http://schemas.microsoft.com/office/word/2020/wordml/sdtdatahash" xmlns:w16sdtfl="http://schemas.microsoft.com/office/word/2024/wordml/sdtformatlock" xmlns:w16se="http://schemas.microsoft.com/office/word/2015/wordml/symex" mc:Ignorable="w14 w15 w16se w16cid w16 w16cex w16sdtdh w16sdtfl w16du">
   <w:docDefaults>
     <w:rPrDefault>
       <w:rPr>
-        <w:rFonts w:asciiTheme="minorHAnsi" w:eastAsiaTheme="minorEastAsia" w:hAnsiTheme="minorHAnsi" w:cs="Times New Roman"/>
+        <w:rFonts w:asciiTheme="minorHAnsi" w:eastAsiaTheme="minorEastAsia" w:hAnsiTheme="minorHAnsi" w:cstheme="minorBidi"/>
         <w:lang w:val="en-US" w:eastAsia="en-US" w:bidi="ar-SA"/>
       </w:rPr>
     </w:rPrDefault>
@@ -1107,7 +1083,7 @@
   <w:style w:type="paragraph" w:default="1" w:styleId="Normal">
     <w:name w:val="Normal"/>
     <w:qFormat/>
-    <w:rsid w:val="00C96EC6"/>
+    <w:rsid w:val="006969D1"/>
   </w:style>
   <w:style w:type="paragraph" w:styleId="Heading1">
     <w:name w:val="heading 1"/>
@@ -1116,7 +1092,7 @@
     <w:link w:val="Heading1Char"/>
     <w:uiPriority w:val="9"/>
     <w:qFormat/>
-    <w:rsid w:val="00C96EC6"/>
+    <w:rsid w:val="006969D1"/>
     <w:pPr>
       <w:pBdr>
         <w:top w:val="single" w:sz="24" w:space="0" w:color="4472C4" w:themeColor="accent1"/>
@@ -1145,7 +1121,7 @@
     <w:semiHidden/>
     <w:unhideWhenUsed/>
     <w:qFormat/>
-    <w:rsid w:val="00C96EC6"/>
+    <w:rsid w:val="006969D1"/>
     <w:pPr>
       <w:pBdr>
         <w:top w:val="single" w:sz="24" w:space="0" w:color="D9E2F3" w:themeColor="accent1" w:themeTint="33"/>
@@ -1171,7 +1147,7 @@
     <w:semiHidden/>
     <w:unhideWhenUsed/>
     <w:qFormat/>
-    <w:rsid w:val="00C96EC6"/>
+    <w:rsid w:val="006969D1"/>
     <w:pPr>
       <w:pBdr>
         <w:top w:val="single" w:sz="6" w:space="2" w:color="4472C4" w:themeColor="accent1"/>
@@ -1194,7 +1170,7 @@
     <w:semiHidden/>
     <w:unhideWhenUsed/>
     <w:qFormat/>
-    <w:rsid w:val="00C96EC6"/>
+    <w:rsid w:val="006969D1"/>
     <w:pPr>
       <w:pBdr>
         <w:top w:val="dotted" w:sz="6" w:space="2" w:color="4472C4" w:themeColor="accent1"/>
@@ -1217,7 +1193,7 @@
     <w:semiHidden/>
     <w:unhideWhenUsed/>
     <w:qFormat/>
-    <w:rsid w:val="00C96EC6"/>
+    <w:rsid w:val="006969D1"/>
     <w:pPr>
       <w:pBdr>
         <w:bottom w:val="single" w:sz="6" w:space="1" w:color="4472C4" w:themeColor="accent1"/>
@@ -1240,7 +1216,7 @@
     <w:semiHidden/>
     <w:unhideWhenUsed/>
     <w:qFormat/>
-    <w:rsid w:val="00C96EC6"/>
+    <w:rsid w:val="006969D1"/>
     <w:pPr>
       <w:pBdr>
         <w:bottom w:val="dotted" w:sz="6" w:space="1" w:color="4472C4" w:themeColor="accent1"/>
@@ -1263,7 +1239,7 @@
     <w:semiHidden/>
     <w:unhideWhenUsed/>
     <w:qFormat/>
-    <w:rsid w:val="00C96EC6"/>
+    <w:rsid w:val="006969D1"/>
     <w:pPr>
       <w:spacing w:before="200" w:after="0"/>
       <w:outlineLvl w:val="6"/>
@@ -1283,7 +1259,7 @@
     <w:semiHidden/>
     <w:unhideWhenUsed/>
     <w:qFormat/>
-    <w:rsid w:val="00C96EC6"/>
+    <w:rsid w:val="006969D1"/>
     <w:pPr>
       <w:spacing w:before="200" w:after="0"/>
       <w:outlineLvl w:val="7"/>
@@ -1304,7 +1280,7 @@
     <w:semiHidden/>
     <w:unhideWhenUsed/>
     <w:qFormat/>
-    <w:rsid w:val="00C96EC6"/>
+    <w:rsid w:val="006969D1"/>
     <w:pPr>
       <w:spacing w:before="200" w:after="0"/>
       <w:outlineLvl w:val="8"/>
@@ -1351,9 +1327,8 @@
     <w:link w:val="Heading1"/>
     <w:uiPriority w:val="9"/>
     <w:locked/>
-    <w:rsid w:val="00C96EC6"/>
-    <w:rPr>
-      <w:rFonts w:cs="Times New Roman"/>
+    <w:rsid w:val="006969D1"/>
+    <w:rPr>
       <w:caps/>
       <w:color w:val="FFFFFF" w:themeColor="background1"/>
       <w:spacing w:val="15"/>
@@ -1369,9 +1344,8 @@
     <w:uiPriority w:val="9"/>
     <w:semiHidden/>
     <w:locked/>
-    <w:rsid w:val="00C96EC6"/>
-    <w:rPr>
-      <w:rFonts w:cs="Times New Roman"/>
+    <w:rsid w:val="006969D1"/>
+    <w:rPr>
       <w:caps/>
       <w:spacing w:val="15"/>
       <w:shd w:val="clear" w:color="auto" w:fill="D9E2F3" w:themeFill="accent1" w:themeFillTint="33"/>
@@ -1384,9 +1358,8 @@
     <w:uiPriority w:val="9"/>
     <w:semiHidden/>
     <w:locked/>
-    <w:rsid w:val="00C96EC6"/>
-    <w:rPr>
-      <w:rFonts w:cs="Times New Roman"/>
+    <w:rsid w:val="006969D1"/>
+    <w:rPr>
       <w:caps/>
       <w:color w:val="1F3763" w:themeColor="accent1" w:themeShade="7F"/>
       <w:spacing w:val="15"/>
@@ -1399,9 +1372,8 @@
     <w:uiPriority w:val="9"/>
     <w:semiHidden/>
     <w:locked/>
-    <w:rsid w:val="00C96EC6"/>
-    <w:rPr>
-      <w:rFonts w:cs="Times New Roman"/>
+    <w:rsid w:val="006969D1"/>
+    <w:rPr>
       <w:caps/>
       <w:color w:val="2F5496" w:themeColor="accent1" w:themeShade="BF"/>
       <w:spacing w:val="10"/>
@@ -1414,9 +1386,8 @@
     <w:uiPriority w:val="9"/>
     <w:semiHidden/>
     <w:locked/>
-    <w:rsid w:val="00C96EC6"/>
-    <w:rPr>
-      <w:rFonts w:cs="Times New Roman"/>
+    <w:rsid w:val="006969D1"/>
+    <w:rPr>
       <w:caps/>
       <w:color w:val="2F5496" w:themeColor="accent1" w:themeShade="BF"/>
       <w:spacing w:val="10"/>
@@ -1429,9 +1400,8 @@
     <w:uiPriority w:val="9"/>
     <w:semiHidden/>
     <w:locked/>
-    <w:rsid w:val="00C96EC6"/>
-    <w:rPr>
-      <w:rFonts w:cs="Times New Roman"/>
+    <w:rsid w:val="006969D1"/>
+    <w:rPr>
       <w:caps/>
       <w:color w:val="2F5496" w:themeColor="accent1" w:themeShade="BF"/>
       <w:spacing w:val="10"/>
@@ -1444,9 +1414,8 @@
     <w:uiPriority w:val="9"/>
     <w:semiHidden/>
     <w:locked/>
-    <w:rsid w:val="00C96EC6"/>
-    <w:rPr>
-      <w:rFonts w:cs="Times New Roman"/>
+    <w:rsid w:val="006969D1"/>
+    <w:rPr>
       <w:caps/>
       <w:color w:val="2F5496" w:themeColor="accent1" w:themeShade="BF"/>
       <w:spacing w:val="10"/>
@@ -1459,9 +1428,8 @@
     <w:uiPriority w:val="9"/>
     <w:semiHidden/>
     <w:locked/>
-    <w:rsid w:val="00C96EC6"/>
-    <w:rPr>
-      <w:rFonts w:cs="Times New Roman"/>
+    <w:rsid w:val="006969D1"/>
+    <w:rPr>
       <w:caps/>
       <w:spacing w:val="10"/>
       <w:sz w:val="18"/>
@@ -1475,9 +1443,8 @@
     <w:uiPriority w:val="9"/>
     <w:semiHidden/>
     <w:locked/>
-    <w:rsid w:val="00C96EC6"/>
-    <w:rPr>
-      <w:rFonts w:cs="Times New Roman"/>
+    <w:rsid w:val="006969D1"/>
+    <w:rPr>
       <w:i/>
       <w:iCs/>
       <w:caps/>
@@ -1518,12 +1485,12 @@
     <w:link w:val="TitleChar"/>
     <w:uiPriority w:val="10"/>
     <w:qFormat/>
-    <w:rsid w:val="00C96EC6"/>
+    <w:rsid w:val="006969D1"/>
     <w:pPr>
       <w:spacing w:before="0" w:after="0"/>
     </w:pPr>
     <w:rPr>
-      <w:rFonts w:asciiTheme="majorHAnsi" w:eastAsiaTheme="majorEastAsia" w:hAnsiTheme="majorHAnsi"/>
+      <w:rFonts w:asciiTheme="majorHAnsi" w:eastAsiaTheme="majorEastAsia" w:hAnsiTheme="majorHAnsi" w:cstheme="majorBidi"/>
       <w:caps/>
       <w:color w:val="4472C4" w:themeColor="accent1"/>
       <w:spacing w:val="10"/>
@@ -1537,9 +1504,9 @@
     <w:link w:val="Title"/>
     <w:uiPriority w:val="10"/>
     <w:locked/>
-    <w:rsid w:val="00C96EC6"/>
-    <w:rPr>
-      <w:rFonts w:asciiTheme="majorHAnsi" w:eastAsiaTheme="majorEastAsia" w:hAnsiTheme="majorHAnsi" w:cs="Times New Roman"/>
+    <w:rsid w:val="006969D1"/>
+    <w:rPr>
+      <w:rFonts w:asciiTheme="majorHAnsi" w:eastAsiaTheme="majorEastAsia" w:hAnsiTheme="majorHAnsi" w:cstheme="majorBidi"/>
       <w:caps/>
       <w:color w:val="4472C4" w:themeColor="accent1"/>
       <w:spacing w:val="10"/>
@@ -1555,7 +1522,7 @@
     <w:semiHidden/>
     <w:unhideWhenUsed/>
     <w:qFormat/>
-    <w:rsid w:val="00C96EC6"/>
+    <w:rsid w:val="006969D1"/>
     <w:rPr>
       <w:b/>
       <w:bCs/>
@@ -1571,7 +1538,7 @@
     <w:link w:val="SubtitleChar"/>
     <w:uiPriority w:val="11"/>
     <w:qFormat/>
-    <w:rsid w:val="00C96EC6"/>
+    <w:rsid w:val="006969D1"/>
     <w:pPr>
       <w:spacing w:before="0" w:after="500" w:line="240" w:lineRule="auto"/>
     </w:pPr>
@@ -1589,9 +1556,8 @@
     <w:link w:val="Subtitle"/>
     <w:uiPriority w:val="11"/>
     <w:locked/>
-    <w:rsid w:val="00C96EC6"/>
-    <w:rPr>
-      <w:rFonts w:cs="Times New Roman"/>
+    <w:rsid w:val="006969D1"/>
+    <w:rPr>
       <w:caps/>
       <w:color w:val="595959" w:themeColor="text1" w:themeTint="A6"/>
       <w:spacing w:val="10"/>
@@ -1601,20 +1567,19 @@
   </w:style>
   <w:style w:type="character" w:styleId="Strong">
     <w:name w:val="Strong"/>
-    <w:basedOn w:val="DefaultParagraphFont"/>
     <w:uiPriority w:val="22"/>
     <w:qFormat/>
-    <w:rsid w:val="00C96EC6"/>
+    <w:rsid w:val="006969D1"/>
     <w:rPr>
       <w:b/>
+      <w:bCs/>
     </w:rPr>
   </w:style>
   <w:style w:type="character" w:styleId="Emphasis">
     <w:name w:val="Emphasis"/>
-    <w:basedOn w:val="DefaultParagraphFont"/>
     <w:uiPriority w:val="20"/>
     <w:qFormat/>
-    <w:rsid w:val="00C96EC6"/>
+    <w:rsid w:val="006969D1"/>
     <w:rPr>
       <w:caps/>
       <w:color w:val="1F3763" w:themeColor="accent1" w:themeShade="7F"/>
@@ -1625,7 +1590,7 @@
     <w:name w:val="No Spacing"/>
     <w:uiPriority w:val="1"/>
     <w:qFormat/>
-    <w:rsid w:val="00C96EC6"/>
+    <w:rsid w:val="006969D1"/>
     <w:pPr>
       <w:spacing w:after="0" w:line="240" w:lineRule="auto"/>
     </w:pPr>
@@ -1637,7 +1602,7 @@
     <w:link w:val="QuoteChar"/>
     <w:uiPriority w:val="29"/>
     <w:qFormat/>
-    <w:rsid w:val="00C96EC6"/>
+    <w:rsid w:val="006969D1"/>
     <w:rPr>
       <w:i/>
       <w:iCs/>
@@ -1651,9 +1616,8 @@
     <w:link w:val="Quote"/>
     <w:uiPriority w:val="29"/>
     <w:locked/>
-    <w:rsid w:val="00C96EC6"/>
-    <w:rPr>
-      <w:rFonts w:cs="Times New Roman"/>
+    <w:rsid w:val="006969D1"/>
+    <w:rPr>
       <w:i/>
       <w:iCs/>
       <w:sz w:val="24"/>
@@ -1667,7 +1631,7 @@
     <w:link w:val="IntenseQuoteChar"/>
     <w:uiPriority w:val="30"/>
     <w:qFormat/>
-    <w:rsid w:val="00C96EC6"/>
+    <w:rsid w:val="006969D1"/>
     <w:pPr>
       <w:spacing w:before="240" w:after="240" w:line="240" w:lineRule="auto"/>
       <w:ind w:left="1080" w:right="1080"/>
@@ -1685,9 +1649,8 @@
     <w:link w:val="IntenseQuote"/>
     <w:uiPriority w:val="30"/>
     <w:locked/>
-    <w:rsid w:val="00C96EC6"/>
-    <w:rPr>
-      <w:rFonts w:cs="Times New Roman"/>
+    <w:rsid w:val="006969D1"/>
+    <w:rPr>
       <w:color w:val="4472C4" w:themeColor="accent1"/>
       <w:sz w:val="24"/>
       <w:szCs w:val="24"/>
@@ -1695,23 +1658,23 @@
   </w:style>
   <w:style w:type="character" w:styleId="SubtleEmphasis">
     <w:name w:val="Subtle Emphasis"/>
-    <w:basedOn w:val="DefaultParagraphFont"/>
     <w:uiPriority w:val="19"/>
     <w:qFormat/>
-    <w:rsid w:val="00C96EC6"/>
+    <w:rsid w:val="006969D1"/>
     <w:rPr>
       <w:i/>
+      <w:iCs/>
       <w:color w:val="1F3763" w:themeColor="accent1" w:themeShade="7F"/>
     </w:rPr>
   </w:style>
   <w:style w:type="character" w:styleId="IntenseEmphasis">
     <w:name w:val="Intense Emphasis"/>
-    <w:basedOn w:val="DefaultParagraphFont"/>
     <w:uiPriority w:val="21"/>
     <w:qFormat/>
-    <w:rsid w:val="00C96EC6"/>
+    <w:rsid w:val="006969D1"/>
     <w:rPr>
       <w:b/>
+      <w:bCs/>
       <w:caps/>
       <w:color w:val="1F3763" w:themeColor="accent1" w:themeShade="7F"/>
       <w:spacing w:val="10"/>
@@ -1719,37 +1682,39 @@
   </w:style>
   <w:style w:type="character" w:styleId="SubtleReference">
     <w:name w:val="Subtle Reference"/>
-    <w:basedOn w:val="DefaultParagraphFont"/>
     <w:uiPriority w:val="31"/>
     <w:qFormat/>
-    <w:rsid w:val="00C96EC6"/>
+    <w:rsid w:val="006969D1"/>
     <w:rPr>
       <w:b/>
+      <w:bCs/>
       <w:color w:val="4472C4" w:themeColor="accent1"/>
     </w:rPr>
   </w:style>
   <w:style w:type="character" w:styleId="IntenseReference">
     <w:name w:val="Intense Reference"/>
-    <w:basedOn w:val="DefaultParagraphFont"/>
     <w:uiPriority w:val="32"/>
     <w:qFormat/>
-    <w:rsid w:val="00C96EC6"/>
+    <w:rsid w:val="006969D1"/>
     <w:rPr>
       <w:b/>
+      <w:bCs/>
       <w:i/>
+      <w:iCs/>
       <w:caps/>
       <w:color w:val="4472C4" w:themeColor="accent1"/>
     </w:rPr>
   </w:style>
   <w:style w:type="character" w:styleId="BookTitle">
     <w:name w:val="Book Title"/>
-    <w:basedOn w:val="DefaultParagraphFont"/>
     <w:uiPriority w:val="33"/>
     <w:qFormat/>
-    <w:rsid w:val="00C96EC6"/>
+    <w:rsid w:val="006969D1"/>
     <w:rPr>
       <w:b/>
+      <w:bCs/>
       <w:i/>
+      <w:iCs/>
       <w:spacing w:val="0"/>
     </w:rPr>
   </w:style>
@@ -1761,7 +1726,7 @@
     <w:semiHidden/>
     <w:unhideWhenUsed/>
     <w:qFormat/>
-    <w:rsid w:val="00C96EC6"/>
+    <w:rsid w:val="006969D1"/>
     <w:pPr>
       <w:outlineLvl w:val="9"/>
     </w:pPr>
@@ -2073,4 +2038,16 @@
     </a:ext>
   </a:extLst>
 </a:theme>
+</file>
+
+<file path=customXml/item1.xml><?xml version="1.0" encoding="utf-8"?>
+<b:Sources xmlns:b="http://schemas.openxmlformats.org/officeDocument/2006/bibliography" xmlns="http://schemas.openxmlformats.org/officeDocument/2006/bibliography" SelectedStyle="\APASixthEditionOfficeOnline.xsl" StyleName="APA" Version="6"/>
+</file>
+
+<file path=customXml/itemProps1.xml><?xml version="1.0" encoding="utf-8"?>
+<ds:datastoreItem xmlns:ds="http://schemas.openxmlformats.org/officeDocument/2006/customXml" ds:itemID="{8D1E7E18-4CAB-4C3B-ACFD-8160ED0D8A80}">
+  <ds:schemaRefs>
+    <ds:schemaRef ds:uri="http://schemas.openxmlformats.org/officeDocument/2006/bibliography"/>
+  </ds:schemaRefs>
+</ds:datastoreItem>
 </file>
--- a/WordPress.docx
+++ b/WordPress.docx
@@ -442,7 +442,7 @@
         <w:rPr>
           <w:noProof/>
         </w:rPr>
-        <w:t>After this WordPress will ask for your name, password and email.  Please a very strong password you have never used before!  It is extremely importatnt that this be a long, strong password.</w:t>
+        <w:t>After this WordPress will ask for your name, password and email.  Please a very strong password you have never used before!  It is extremely important that this be a long, strong password.</w:t>
       </w:r>
     </w:p>
     <w:p>

--- a/WordPress.docx
+++ b/WordPress.docx
@@ -466,6 +466,59 @@
       <w:pPr>
         <w:ind w:left="720"/>
       </w:pPr>
+    </w:p>
+    <w:p>
+      <w:pPr>
+        <w:pStyle w:val="Heading2"/>
+      </w:pPr>
+      <w:r>
+        <w:t xml:space="preserve">The WordPress screen in DreamGrid</w:t>
+      </w:r>
+    </w:p>
+    <w:p>
+      <w:r>
+        <w:t xml:space="preserve">DreamGrid has its own WordPress screen. To open it, go to Setup-&gt;Settings, click Install CMS, and then click WordPress.</w:t>
+      </w:r>
+    </w:p>
+    <w:p>
+      <w:r>
+        <w:t xml:space="preserve">Install CMS also has a Joomla button. You can have both WordPress and Joomla installed. One does not turn the other off.</w:t>
+      </w:r>
+    </w:p>
+    <w:p>
+      <w:r>
+        <w:t xml:space="preserve">The WordPress screen has these buttons:</w:t>
+      </w:r>
+    </w:p>
+    <w:p>
+      <w:r>
+        <w:t xml:space="preserve">- Install: creates the WordPress database and writes the wp-config.php settings file.</w:t>
+      </w:r>
+    </w:p>
+    <w:p>
+      <w:r>
+        <w:t xml:space="preserve">- View WordPress: opens your WordPress web site in your web browser.</w:t>
+      </w:r>
+    </w:p>
+    <w:p>
+      <w:r>
+        <w:t xml:space="preserve">- Administer WordPress: opens the WordPress administrator page.</w:t>
+      </w:r>
+    </w:p>
+    <w:p>
+      <w:r>
+        <w:t xml:space="preserve">- Update: opens the WordPress update page.</w:t>
+      </w:r>
+    </w:p>
+    <w:p>
+      <w:r>
+        <w:t xml:space="preserve">- Backup: backs up the WordPress database and files.</w:t>
+      </w:r>
+    </w:p>
+    <w:p>
+      <w:r>
+        <w:t xml:space="preserve">Only the Install button works until WordPress is set up. If Apache is turned off, none of the buttons work, so turn Apache on first.</w:t>
+      </w:r>
     </w:p>
     <w:sectPr>
       <w:pgSz w:w="12240" w:h="15840"/>

--- a/WordPress.docx
+++ b/WordPress.docx
@@ -6,202 +6,110 @@
       <w:pPr>
         <w:pStyle w:val="Heading1"/>
       </w:pPr>
-      <w:bookmarkStart w:id="0" w:name="OLE_LINK39"/>
-      <w:r>
-        <w:t>Setting Up WordPress with DreamGrid</w:t>
-      </w:r>
-    </w:p>
-    <w:p>
-      <w:r>
-        <w:t xml:space="preserve">Download WordPress from </w:t>
-      </w:r>
-      <w:hyperlink r:id="rId6" w:history="1">
+      <w:r>
+        <w:t xml:space="preserve">Setting Up WordPress with DreamGrid</w:t>
+      </w:r>
+    </w:p>
+    <w:p>
+      <w:r>
+        <w:t xml:space="preserve">WordPress is a free program for building a web site. W4OS is an add-on for WordPress that connects your web site to your grid.</w:t>
+      </w:r>
+    </w:p>
+    <w:p>
+      <w:r>
+        <w:t xml:space="preserve">WordPress and W4OS both come with DreamGrid. You do not need to download anything.</w:t>
+      </w:r>
+    </w:p>
+    <w:p>
+      <w:r>
+        <w:t xml:space="preserve">You can have WordPress and Joomla installed at the same time. One does not turn the other off.</w:t>
+      </w:r>
+    </w:p>
+    <w:p>
+      <w:pPr>
+        <w:pStyle w:val="Heading2"/>
+      </w:pPr>
+      <w:r>
+        <w:t xml:space="preserve">Before you start</w:t>
+      </w:r>
+    </w:p>
+    <w:p>
+      <w:r>
+        <w:t xml:space="preserve">The Apache web server must be turned on. Click Setup-&gt;Settings-&gt;Apache Webserver and tick “Enable Apache Web Server”. See the Help for Apache for more.</w:t>
+      </w:r>
+    </w:p>
+    <w:p>
+      <w:r>
+        <w:t xml:space="preserve">If Apache is turned off, DreamGrid tells you the web server is not enabled, and the buttons on the WordPress screen are greyed out.</w:t>
+      </w:r>
+    </w:p>
+    <w:p>
+      <w:pPr>
+        <w:pStyle w:val="Heading2"/>
+      </w:pPr>
+      <w:r>
+        <w:t xml:space="preserve">Install WordPress</w:t>
+      </w:r>
+    </w:p>
+    <w:p>
+      <w:r>
+        <w:t xml:space="preserve">1. In DreamGrid, click Setup-&gt;Settings. Click Install CMS, then click WordPress. The WordPress screen opens.</w:t>
+      </w:r>
+    </w:p>
+    <w:p>
+      <w:r>
+        <w:t xml:space="preserve">2. Click Install.</w:t>
+      </w:r>
+    </w:p>
+    <w:p>
+      <w:r>
+        <w:t xml:space="preserve">3. DreamGrid asks if you wish to continue. Click Yes.</w:t>
+      </w:r>
+    </w:p>
+    <w:p>
+      <w:r>
+        <w:t xml:space="preserve">4. DreamGrid unpacks WordPress into the OutworldzFiles\Apache\htdocs\WordPress folder. This Help page opens by itself.</w:t>
+      </w:r>
+    </w:p>
+    <w:p>
+      <w:r>
+        <w:t xml:space="preserve">5. DreamGrid asks for a WordPress Admin user name, and then for a password. Type the name and the password you want to use for your web site. DreamGrid remembers them for you.</w:t>
+      </w:r>
+    </w:p>
+    <w:p>
+      <w:r>
+        <w:t xml:space="preserve">6. DreamGrid makes the WordPress database. Your web browser then opens at the WordPress setup page.</w:t>
+      </w:r>
+    </w:p>
+    <w:p>
+      <w:r>
+        <w:t xml:space="preserve">If your web browser does not open, type this address into it: </w:t>
+      </w:r>
+      <w:hyperlink r:id="rId15" w:history="1">
         <w:r>
           <w:rPr>
             <w:rStyle w:val="Hyperlink"/>
           </w:rPr>
-          <w:t>https://wordpress.org/download/</w:t>
+          <w:t xml:space="preserve">http://localhost/WordPress/wp-admin/install.php</w:t>
         </w:r>
       </w:hyperlink>
     </w:p>
     <w:p>
       <w:r>
-        <w:t>Extract the zip file into wherever you installed your Grid in the Outworldzfiles\Apache\htdocs\WordPress folder.  Do not put a second ‘</w:t>
-      </w:r>
-      <w:proofErr w:type="spellStart"/>
-      <w:r>
-        <w:t>W</w:t>
-      </w:r>
-      <w:r>
-        <w:t>ordpress</w:t>
-      </w:r>
-      <w:proofErr w:type="spellEnd"/>
-      <w:r>
-        <w:t>’ f</w:t>
-      </w:r>
-      <w:r>
-        <w:t>o</w:t>
-      </w:r>
-      <w:r>
-        <w:t xml:space="preserve">lder in there.  If you do, just drag and drop the contents of the </w:t>
-      </w:r>
-      <w:r>
-        <w:t xml:space="preserve">lower </w:t>
-      </w:r>
-      <w:proofErr w:type="spellStart"/>
-      <w:r>
-        <w:t>W</w:t>
-      </w:r>
-      <w:r>
-        <w:t>ordpress</w:t>
-      </w:r>
-      <w:proofErr w:type="spellEnd"/>
-      <w:r>
-        <w:t xml:space="preserve"> folder  to the htdocs\</w:t>
-      </w:r>
-      <w:r>
-        <w:t xml:space="preserve"> </w:t>
-      </w:r>
-      <w:r>
-        <w:t>WordPress folder.  It should look like this:</w:t>
-      </w:r>
-    </w:p>
-    <w:p>
-      <w:r>
-        <w:rPr>
-          <w:noProof/>
-        </w:rPr>
-        <w:drawing>
-          <wp:inline distT="0" distB="0" distL="0" distR="0" wp14:anchorId="216F5D8F" wp14:editId="48650194">
-            <wp:extent cx="4848225" cy="3819525"/>
-            <wp:effectExtent l="0" t="0" r="0" b="0"/>
-            <wp:docPr id="1" name="Picture 3"/>
-            <wp:cNvGraphicFramePr>
-              <a:graphicFrameLocks xmlns:a="http://schemas.openxmlformats.org/drawingml/2006/main" noChangeAspect="1"/>
-            </wp:cNvGraphicFramePr>
-            <a:graphic xmlns:a="http://schemas.openxmlformats.org/drawingml/2006/main">
-              <a:graphicData uri="http://schemas.openxmlformats.org/drawingml/2006/picture">
-                <pic:pic xmlns:pic="http://schemas.openxmlformats.org/drawingml/2006/picture">
-                  <pic:nvPicPr>
-                    <pic:cNvPr id="0" name="Picture 3"/>
-                    <pic:cNvPicPr>
-                      <a:picLocks noChangeAspect="1" noChangeArrowheads="1"/>
-                    </pic:cNvPicPr>
-                  </pic:nvPicPr>
-                  <pic:blipFill>
-                    <a:blip r:embed="rId7">
-                      <a:extLst>
-                        <a:ext uri="{28A0092B-C50C-407E-A947-70E740481C1C}">
-                          <a14:useLocalDpi xmlns:a14="http://schemas.microsoft.com/office/drawing/2010/main" val="0"/>
-                        </a:ext>
-                      </a:extLst>
-                    </a:blip>
-                    <a:srcRect/>
-                    <a:stretch>
-                      <a:fillRect/>
-                    </a:stretch>
-                  </pic:blipFill>
-                  <pic:spPr bwMode="auto">
-                    <a:xfrm>
-                      <a:off x="0" y="0"/>
-                      <a:ext cx="4848225" cy="3819525"/>
-                    </a:xfrm>
-                    <a:prstGeom prst="rect">
-                      <a:avLst/>
-                    </a:prstGeom>
-                    <a:noFill/>
-                    <a:ln>
-                      <a:noFill/>
-                    </a:ln>
-                  </pic:spPr>
-                </pic:pic>
-              </a:graphicData>
-            </a:graphic>
-          </wp:inline>
-        </w:drawing>
-      </w:r>
-    </w:p>
-    <w:p>
-      <w:pPr>
-        <w:pStyle w:val="ListParagraph"/>
-        <w:numPr>
-          <w:ilvl w:val="0"/>
-          <w:numId w:val="2"/>
-        </w:numPr>
-      </w:pPr>
-      <w:r>
-        <w:t xml:space="preserve">Go to DreamGrid settings -&gt; Apache.  Set the WordPress switch on.  </w:t>
-      </w:r>
-    </w:p>
-    <w:p>
-      <w:pPr>
-        <w:pStyle w:val="ListParagraph"/>
-        <w:numPr>
-          <w:ilvl w:val="0"/>
-          <w:numId w:val="2"/>
-        </w:numPr>
-      </w:pPr>
-      <w:r>
-        <w:t xml:space="preserve">Enable the Apache Webserver on port 80 to run as a service. </w:t>
-      </w:r>
-    </w:p>
-    <w:p>
-      <w:pPr>
-        <w:pStyle w:val="ListParagraph"/>
-        <w:numPr>
-          <w:ilvl w:val="0"/>
-          <w:numId w:val="2"/>
-        </w:numPr>
-      </w:pPr>
-      <w:r>
-        <w:t xml:space="preserve">If you have not yet done so, install the necessary Visual C++ runtimes by clicking the button. **WARNING* This may suddenly reboot your machine, so save your work.   </w:t>
-      </w:r>
-    </w:p>
-    <w:p>
-      <w:pPr>
-        <w:pStyle w:val="ListParagraph"/>
-        <w:numPr>
-          <w:ilvl w:val="0"/>
-          <w:numId w:val="2"/>
-        </w:numPr>
-      </w:pPr>
-      <w:r>
-        <w:t>If it does reboot, make your way back the Settings Apache page and , install the necessary Visual C++ runtimes by clicking the button.</w:t>
-      </w:r>
-    </w:p>
-    <w:p>
-      <w:pPr>
-        <w:pStyle w:val="ListParagraph"/>
-        <w:numPr>
-          <w:ilvl w:val="0"/>
-          <w:numId w:val="2"/>
-        </w:numPr>
-      </w:pPr>
-      <w:r>
-        <w:t>Stop the grid, exit the app, and start it again.</w:t>
-      </w:r>
-    </w:p>
-    <w:p>
-      <w:pPr>
-        <w:pStyle w:val="ListParagraph"/>
-        <w:numPr>
-          <w:ilvl w:val="0"/>
-          <w:numId w:val="2"/>
-        </w:numPr>
-      </w:pPr>
-      <w:r>
-        <w:t xml:space="preserve">Using a web browser, navigate to </w:t>
-      </w:r>
-      <w:hyperlink r:id="rId8" w:history="1">
-        <w:r>
-          <w:rPr>
-            <w:rStyle w:val="Hyperlink"/>
-          </w:rPr>
-          <w:t>http://localhost</w:t>
-        </w:r>
-      </w:hyperlink>
-      <w:r>
-        <w:t>. You should see a language choice screen:</w:t>
+        <w:t xml:space="preserve">If DreamGrid says “WordPress Exists”, WordPress is already installed. You do not need to install it again.</w:t>
+      </w:r>
+    </w:p>
+    <w:p>
+      <w:pPr>
+        <w:pStyle w:val="Heading2"/>
+      </w:pPr>
+      <w:r>
+        <w:t xml:space="preserve">Finish the setup in your web browser</w:t>
+      </w:r>
+    </w:p>
+    <w:p>
+      <w:r>
+        <w:t xml:space="preserve">1. Pick your language and click Continue.</w:t>
       </w:r>
     </w:p>
     <w:p>
@@ -258,33 +166,38 @@
           </wp:inline>
         </w:drawing>
       </w:r>
-      <w:r>
-        <w:rPr>
-          <w:noProof/>
-        </w:rPr>
-        <w:t xml:space="preserve"> </w:t>
-      </w:r>
-    </w:p>
-    <w:p>
-      <w:r>
-        <w:t>After choosing your language, use these settings to set up WordPress</w:t>
-      </w:r>
-      <w:r>
-        <w:t xml:space="preserve"> and then </w:t>
-      </w:r>
-      <w:r>
-        <w:rPr>
-          <w:noProof/>
-        </w:rPr>
-        <w:t>Click Submit:</w:t>
-      </w:r>
-    </w:p>
-    <w:p>
-      <w:pPr>
-        <w:rPr>
-          <w:noProof/>
-        </w:rPr>
-      </w:pPr>
+    </w:p>
+    <w:p>
+      <w:r>
+        <w:t xml:space="preserve">2. WordPress may ask for your database details. If it does, type these in and click Submit:</w:t>
+      </w:r>
+    </w:p>
+    <w:p>
+      <w:r>
+        <w:t xml:space="preserve">- Database Name: wordpress</w:t>
+      </w:r>
+    </w:p>
+    <w:p>
+      <w:r>
+        <w:t xml:space="preserve">- Username: robustuser</w:t>
+      </w:r>
+    </w:p>
+    <w:p>
+      <w:r>
+        <w:t xml:space="preserve">- Password: robustpassword</w:t>
+      </w:r>
+    </w:p>
+    <w:p>
+      <w:r>
+        <w:t xml:space="preserve">- Database Host: localhost</w:t>
+      </w:r>
+    </w:p>
+    <w:p>
+      <w:r>
+        <w:t xml:space="preserve">- Table Prefix: leave it as it is</w:t>
+      </w:r>
+    </w:p>
+    <w:p>
       <w:r>
         <w:rPr>
           <w:noProof/>
@@ -338,40 +251,18 @@
           </wp:inline>
         </w:drawing>
       </w:r>
-      <w:r>
-        <w:rPr>
-          <w:noProof/>
-        </w:rPr>
-        <w:t xml:space="preserve"> </w:t>
-      </w:r>
-    </w:p>
-    <w:p>
-      <w:pPr>
-        <w:ind w:left="720"/>
-        <w:rPr>
-          <w:noProof/>
-        </w:rPr>
-      </w:pPr>
-    </w:p>
-    <w:p>
-      <w:pPr>
-        <w:rPr>
-          <w:noProof/>
-        </w:rPr>
-      </w:pPr>
-      <w:r>
-        <w:rPr>
-          <w:noProof/>
-        </w:rPr>
-        <w:t>You should get this screen:</w:t>
-      </w:r>
-    </w:p>
-    <w:p>
-      <w:pPr>
-        <w:rPr>
-          <w:noProof/>
-        </w:rPr>
-      </w:pPr>
+    </w:p>
+    <w:p>
+      <w:r>
+        <w:t xml:space="preserve">If you changed the Robust database user name or password in DreamGrid, use yours instead.</w:t>
+      </w:r>
+    </w:p>
+    <w:p>
+      <w:r>
+        <w:t xml:space="preserve">3. Click “Run the installation”.</w:t>
+      </w:r>
+    </w:p>
+    <w:p>
       <w:r>
         <w:rPr>
           <w:noProof/>
@@ -425,74 +316,137 @@
           </wp:inline>
         </w:drawing>
       </w:r>
+    </w:p>
+    <w:p>
+      <w:r>
+        <w:t xml:space="preserve">4. WordPress asks for a site title, a user name, a password and your email. Use the user name and password you gave DreamGrid in the step above.</w:t>
+      </w:r>
+    </w:p>
+    <w:p>
       <w:r>
         <w:rPr>
-          <w:noProof/>
+          <w:b/>
+          <w:bCs/>
         </w:rPr>
-        <w:t xml:space="preserve"> </w:t>
-      </w:r>
-    </w:p>
-    <w:p>
-      <w:pPr>
-        <w:rPr>
-          <w:noProof/>
-        </w:rPr>
-      </w:pPr>
-      <w:r>
-        <w:rPr>
-          <w:noProof/>
-        </w:rPr>
-        <w:t>After this WordPress will ask for your name, password and email.  Please a very strong password you have never used before!  It is extremely important that this be a long, strong password.</w:t>
-      </w:r>
-    </w:p>
-    <w:p>
-      <w:r>
-        <w:t xml:space="preserve">You can now navigate to </w:t>
-      </w:r>
-      <w:hyperlink r:id="rId12" w:history="1">
+        <w:t xml:space="preserve">CAUTION: </w:t>
+      </w:r>
+      <w:r>
+        <w:t xml:space="preserve">Your web site can be seen by the whole Internet. Use a long, strong password that you have never used anywhere else. Write it down. You will need it often.</w:t>
+      </w:r>
+    </w:p>
+    <w:p>
+      <w:r>
+        <w:t xml:space="preserve">5. Click “Install WordPress”, then log in.</w:t>
+      </w:r>
+    </w:p>
+    <w:p>
+      <w:r>
+        <w:t xml:space="preserve">You can now go to </w:t>
+      </w:r>
+      <w:hyperlink r:id="rId16" w:history="1">
         <w:r>
           <w:rPr>
             <w:rStyle w:val="Hyperlink"/>
           </w:rPr>
-          <w:t>http://localhost</w:t>
+          <w:t xml:space="preserve">http://localhost/WordPress</w:t>
         </w:r>
       </w:hyperlink>
       <w:r>
-        <w:t xml:space="preserve">  to view your new web site.</w:t>
-      </w:r>
-    </w:p>
-    <w:bookmarkEnd w:id="0"/>
-    <w:p>
-      <w:pPr>
-        <w:ind w:left="720"/>
-      </w:pPr>
+        <w:t xml:space="preserve"> to see your new web site.</w:t>
+      </w:r>
     </w:p>
     <w:p>
       <w:pPr>
         <w:pStyle w:val="Heading2"/>
       </w:pPr>
       <w:r>
+        <w:t xml:space="preserve">Add W4OS</w:t>
+      </w:r>
+    </w:p>
+    <w:p>
+      <w:r>
+        <w:t xml:space="preserve">W4OS comes with DreamGrid, but you add it to WordPress yourself. It only takes a minute.</w:t>
+      </w:r>
+    </w:p>
+    <w:p>
+      <w:r>
+        <w:t xml:space="preserve">1. On the WordPress screen in DreamGrid, click Administer WordPress. Log in.</w:t>
+      </w:r>
+    </w:p>
+    <w:p>
+      <w:r>
+        <w:t xml:space="preserve">2. In WordPress, click Plugins, then click Add New Plugin.</w:t>
+      </w:r>
+    </w:p>
+    <w:p>
+      <w:r>
+        <w:t xml:space="preserve">3. Click Upload Plugin, then click Choose File.</w:t>
+      </w:r>
+    </w:p>
+    <w:p>
+      <w:r>
+        <w:t xml:space="preserve">4. Go to the OutworldzFiles\WordPressFiles folder inside your DreamGrid folder. Pick the file whose name starts with “w4os”.</w:t>
+      </w:r>
+    </w:p>
+    <w:p>
+      <w:r>
+        <w:t xml:space="preserve">5. Click Install Now, then click Activate Plugin.</w:t>
+      </w:r>
+    </w:p>
+    <w:p>
+      <w:r>
+        <w:t xml:space="preserve">W4OS adds its own menu to WordPress. Open it and fill in the details of your grid.</w:t>
+      </w:r>
+    </w:p>
+    <w:p>
+      <w:pPr>
+        <w:pStyle w:val="Heading2"/>
+      </w:pPr>
+      <w:r>
+        <w:t xml:space="preserve">Make WordPress your home page</w:t>
+      </w:r>
+    </w:p>
+    <w:p>
+      <w:r>
+        <w:t xml:space="preserve">Do this after WordPress is installed. DreamGrid will not let you pick WordPress before then.</w:t>
+      </w:r>
+    </w:p>
+    <w:p>
+      <w:r>
+        <w:t xml:space="preserve">1. Click Setup-&gt;Settings-&gt;Web Control Panel.</w:t>
+      </w:r>
+    </w:p>
+    <w:p>
+      <w:r>
+        <w:t xml:space="preserve">2. In the Content Manager box, pick WordPress.</w:t>
+      </w:r>
+    </w:p>
+    <w:p>
+      <w:r>
+        <w:t xml:space="preserve">3. Restart Apache. Click Apache at the top of DreamGrid, then click Restart.</w:t>
+      </w:r>
+    </w:p>
+    <w:p>
+      <w:r>
+        <w:t xml:space="preserve">People who visit your web address now see your WordPress site. To go back, pick “Enable Diva Page”.</w:t>
+      </w:r>
+    </w:p>
+    <w:p>
+      <w:pPr>
+        <w:pStyle w:val="Heading2"/>
+      </w:pPr>
+      <w:r>
         <w:t xml:space="preserve">The WordPress screen in DreamGrid</w:t>
       </w:r>
     </w:p>
     <w:p>
       <w:r>
-        <w:t xml:space="preserve">DreamGrid has its own WordPress screen. To open it, go to Setup-&gt;Settings, click Install CMS, and then click WordPress.</w:t>
-      </w:r>
-    </w:p>
-    <w:p>
-      <w:r>
-        <w:t xml:space="preserve">Install CMS also has a Joomla button. You can have both WordPress and Joomla installed. One does not turn the other off.</w:t>
-      </w:r>
-    </w:p>
-    <w:p>
-      <w:r>
-        <w:t xml:space="preserve">The WordPress screen has these buttons:</w:t>
-      </w:r>
-    </w:p>
-    <w:p>
-      <w:r>
-        <w:t xml:space="preserve">- Install: creates the WordPress database and writes the wp-config.php settings file.</w:t>
+        <w:t xml:space="preserve">To open it, click Setup-&gt;Settings, click Install CMS, then click WordPress. It has these buttons:</w:t>
+      </w:r>
+    </w:p>
+    <w:p>
+      <w:r>
+        <w:t xml:space="preserve">- Install: unpacks WordPress and makes its database.</w:t>
       </w:r>
     </w:p>
     <w:p>
@@ -502,7 +456,7 @@
     </w:p>
     <w:p>
       <w:r>
-        <w:t xml:space="preserve">- Administer WordPress: opens the WordPress administrator page.</w:t>
+        <w:t xml:space="preserve">- Administer WordPress: opens the WordPress administrator page. This is where you log in to change your web site.</w:t>
       </w:r>
     </w:p>
     <w:p>
@@ -512,12 +466,12 @@
     </w:p>
     <w:p>
       <w:r>
-        <w:t xml:space="preserve">- Backup: backs up the WordPress database and files.</w:t>
-      </w:r>
-    </w:p>
-    <w:p>
-      <w:r>
-        <w:t xml:space="preserve">Only the Install button works until WordPress is set up. If Apache is turned off, none of the buttons work, so turn Apache on first.</w:t>
+        <w:t xml:space="preserve">- Backup: backs up the WordPress database and files into your DreamGrid backup folder.</w:t>
+      </w:r>
+    </w:p>
+    <w:p>
+      <w:r>
+        <w:t xml:space="preserve">Only the Install button works until WordPress is set up.</w:t>
       </w:r>
     </w:p>
     <w:sectPr>
